--- a/EXPORTS/DOCX/published/niveau3/Dutch/KVVAK.docx
+++ b/EXPORTS/DOCX/published/niveau3/Dutch/KVVAK.docx
@@ -1681,14 +1681,7 @@
           <w:color w:val="000000"/>
           <w:sz w:val="24"/>
         </w:rPr>
-        <w:hyperlink r:id="rId19" w:history="1">
-          <w:r>
-            <w:rPr>
-              <w:rStyle w:val="Hyperlink"/>
-            </w:rPr>
-            <w:t>der ande</w:t>
-          </w:r>
-        </w:hyperlink>
+        <w:t>der ande</w:t>
       </w:r>
       <w:r>
         <w:rPr>

--- a/EXPORTS/DOCX/published/niveau3/Dutch/KVVAK.docx
+++ b/EXPORTS/DOCX/published/niveau3/Dutch/KVVAK.docx
@@ -909,14 +909,7 @@
           <w:sz w:val="24"/>
           <w:u w:val="single"/>
         </w:rPr>
-        <w:hyperlink r:id="rId12" w:history="1">
-          <w:r>
-            <w:rPr>
-              <w:rStyle w:val="Hyperlink"/>
-            </w:rPr>
-            <w:t>Aziatische</w:t>
-          </w:r>
-        </w:hyperlink>
+        <w:t xml:space="preserve">Aziatische </w:t>
       </w:r>
       <w:r>
         <w:rPr>
@@ -927,18 +920,7 @@
           <w:sz w:val="24"/>
           <w:u w:val="single"/>
         </w:rPr>
-        <w:t xml:space="preserve"> </w:t>
-      </w:r>
-      <w:r>
-        <w:rPr>
-          <w:rFonts w:ascii="Charis SIL Regular" w:hAnsi="Charis SIL Regular" w:eastAsia="Charis SIL Regular"/>
-          <w:b w:val="0"/>
-          <w:i w:val="0"/>
-          <w:color w:val="0000FF"/>
-          <w:sz w:val="24"/>
-          <w:u w:val="single"/>
-        </w:rPr>
-        <w:hyperlink r:id="rId11" w:history="1">
+        <w:hyperlink r:id="rId12" w:history="1">
           <w:r>
             <w:rPr>
               <w:rStyle w:val="Hyperlink"/>
@@ -956,7 +938,7 @@
           <w:sz w:val="24"/>
           <w:u w:val="single"/>
         </w:rPr>
-        <w:hyperlink r:id="rId11" w:history="1">
+        <w:hyperlink r:id="rId12" w:history="1">
           <w:r>
             <w:rPr>
               <w:rStyle w:val="Hyperlink"/>
@@ -974,7 +956,7 @@
           <w:sz w:val="24"/>
           <w:u w:val="single"/>
         </w:rPr>
-        <w:hyperlink r:id="rId11" w:history="1">
+        <w:hyperlink r:id="rId12" w:history="1">
           <w:r>
             <w:rPr>
               <w:rStyle w:val="Hyperlink"/>
@@ -4995,7 +4977,7 @@
           <w:sz w:val="24"/>
           <w:u w:val="single"/>
         </w:rPr>
-        <w:hyperlink r:id="rId36" w:history="1">
+        <w:hyperlink r:id="rId35" w:history="1">
           <w:r>
             <w:rPr>
               <w:rStyle w:val="Hyperlink"/>
@@ -5013,7 +4995,7 @@
           <w:sz w:val="24"/>
           <w:u w:val="single"/>
         </w:rPr>
-        <w:hyperlink r:id="rId36" w:history="1">
+        <w:hyperlink r:id="rId35" w:history="1">
           <w:r>
             <w:rPr>
               <w:rStyle w:val="Hyperlink"/>
